--- a/docs/project/eyal-ceo-submissions-and-responses/to-eyal/2026-03-30--final-spec-package-for-eyal/2026-03-30--site-map-draft-v2--v2-final.docx
+++ b/docs/project/eyal-ceo-submissions-and-responses/to-eyal/2026-03-30--final-spec-package-for-eyal/2026-03-30--site-map-draft-v2--v2-final.docx
@@ -56,7 +56,7 @@
           <w:b w:val="0"/>
           <w:sz w:val="22"/>
         </w:rPr>
-        <w:t>גרסה: 2.1 (יישור v1.2 — 2026-03-30)</w:t>
+        <w:t>גרסה: 2.3 (סגירת החלטות — 2026-03-31)</w:t>
       </w:r>
     </w:p>
     <w:p>
@@ -70,7 +70,7 @@
           <w:b w:val="0"/>
           <w:sz w:val="22"/>
         </w:rPr>
-        <w:t>תאריך: 2026-03-29</w:t>
+        <w:t>תאריך: 2026-03-31</w:t>
       </w:r>
     </w:p>
     <w:p>
@@ -84,7 +84,7 @@
           <w:b w:val="0"/>
           <w:sz w:val="22"/>
         </w:rPr>
-        <w:t>סטטוס: `DRAFT` — ממתין אישור אייל (לאחר אישור: עדכנו ל-`APPROVED` ותאריך)</w:t>
+        <w:t>סטטוס: `DRAFT` — מסונכרן עם `Copy of …meeting-brief…v1.1.docx` + סגירה ב־`MEETING-MINUTES-EYAL-2026-03-31.md`.</w:t>
       </w:r>
     </w:p>
     <w:p>
@@ -98,7 +98,21 @@
           <w:b w:val="0"/>
           <w:sz w:val="22"/>
         </w:rPr>
-        <w:t>עדכוני v1.2 (נעול צוות): ראו `SPEC-V1.2-DECISIONS-LOCK-2026-03-30.md` · טופס בחירות לאייל: `../eyal-ceo-submissions-and-responses/FOR-EYAL-CHOICES-v1.2-2026-03-30.md`.</w:t>
+        <w:t>עדכון v2.3 — מוקש דהימן: במקום «קישור קיים בלבד» — עמוד ייעודי באתר החדש + פריט תפריט (המלצה: תת־פריט תחת אייל עמית, למשל «מוקש דהימן — לזכרו»). שמירת URL legacy ו־301 ל־slug החדש — בכפוף ל־`06-IMPLEMENTATION-MIGRATION-PACK.md` בעת מיגרציה.</w:t>
+      </w:r>
+    </w:p>
+    <w:p>
+      <w:pPr>
+        <w:jc w:val="right"/>
+      </w:pPr>
+      <w:r>
+        <w:rPr>
+          <w:rFonts w:ascii="Arial" w:hAnsi="Arial" w:cs="Arial"/>
+          <w:rFonts w:ascii="Arial" w:hAnsi="Arial"/>
+          <w:b w:val="0"/>
+          <w:sz w:val="22"/>
+        </w:rPr>
+        <w:t>עדכוני v1.2 (נעול צוות): ראו `SPEC-V1.2-DECISIONS-LOCK-2026-03-30.md` · טופס בחירות לאייל: `../eyal-ceo-submissions-and-responses/for-eyal/md-sources/FOR-EYAL-CHOICES-v1.2-2026-03-30.md`.</w:t>
       </w:r>
     </w:p>
     <w:p>
@@ -215,6 +229,20 @@
     </w:p>
     <w:p>
       <w:pPr>
+        <w:jc w:val="right"/>
+      </w:pPr>
+      <w:r>
+        <w:rPr>
+          <w:rFonts w:ascii="Arial" w:hAnsi="Arial" w:cs="Arial"/>
+          <w:rFonts w:ascii="Arial" w:hAnsi="Arial"/>
+          <w:b w:val="0"/>
+          <w:sz w:val="22"/>
+        </w:rPr>
+        <w:t>• גלריות (2026-03-31): כל תוכן הגלריות עובר; תנאים: לא למשוך קבצי upload «מתים»; תקרה ~150 תמונות למחיצה; לפני בנייה — דוח גלריה + מניין תמונות לאישור אייל; בחינת SEO — ראו `MEETING-MINUTES-EYAL-2026-03-31.md`.</w:t>
+      </w:r>
+    </w:p>
+    <w:p>
+      <w:pPr>
         <w:pStyle w:val="Heading2"/>
         <w:jc w:val="right"/>
       </w:pPr>
@@ -323,7 +351,7 @@
           <w:b w:val="0"/>
           <w:sz w:val="22"/>
         </w:rPr>
-        <w:t>3.4. סדנאות</w:t>
+        <w:t>3.4. תיקון וחידוש כלים</w:t>
       </w:r>
     </w:p>
     <w:p>
@@ -337,7 +365,7 @@
           <w:b w:val="0"/>
           <w:sz w:val="22"/>
         </w:rPr>
-        <w:t>3.5. תיקון וחידוש כלים</w:t>
+        <w:t>3.5. כלים בעבודת יד ואביזרים (עמוד מידע + קישור חשבונית ירוקה — ללא עגלה)</w:t>
       </w:r>
     </w:p>
     <w:p>
@@ -351,7 +379,7 @@
           <w:b w:val="0"/>
           <w:sz w:val="22"/>
         </w:rPr>
-        <w:t>3.6. כלים בעבודת יד ואביזרים (עמוד מידע + קישור חשבונית ירוקה — ללא עגלה)</w:t>
+        <w:t>3.6. הרצאות (מוצר — תוכן + כפתור סליקה חיצונית)</w:t>
       </w:r>
     </w:p>
     <w:p>
@@ -365,7 +393,7 @@
           <w:b w:val="0"/>
           <w:sz w:val="22"/>
         </w:rPr>
-        <w:t>3.7. הרצאות (מוצר — תוכן + כפתור סליקה חיצונית)</w:t>
+        <w:t>3.7. סדנאות</w:t>
       </w:r>
     </w:p>
     <w:p>
@@ -379,7 +407,7 @@
           <w:b w:val="0"/>
           <w:sz w:val="22"/>
         </w:rPr>
-        <w:t>4. אייל עמית — אודות; מסע; מוקש דהימן (או קישור בולט לעמוד הנצחה אם נשאר נפרד).</w:t>
+        <w:t>4. אייל עמית — אודות; מסע; מוקש דהימן — לזכרו (עמוד ייעודי באתר החדש + תת־פריט בתפריט תחת אייל עמית). Legacy URL (ל־301 במיגרציה):</w:t>
       </w:r>
     </w:p>
     <w:p>
@@ -393,7 +421,21 @@
           <w:b w:val="0"/>
           <w:sz w:val="22"/>
         </w:rPr>
-        <w:t>5. בלוג — ארכיון + פוסטים; קטגוריות לפי `BLOG-REVIVAL-PLAN.md`.</w:t>
+        <w:t>`https://www.eyalamit.co.il/%d7%93%d7%99%d7%92%d7%a8%d7%99%d7%93%d7%95-%d7%94%d7%9e%d7%a8%d7%9b%d7%96-%d7%9c%d7%98%d7%99%d7%a4%d7%95%d7%9c-%d7%91%d7%93%d7%99%d7%92%d7%a8%d7%99%d7%93%d7%95-%d7%a1%d7%98%d7%95%d7%93%d7%99/%d7%9e%d7%95%d7%a7%d7%a9-%d7%93%d7%94%d7%99%d7%9e%d7%9f-%d7%9e%d7%90%d7%a1%d7%98%d7%a8-%d7%93%d7%99%d7%92%d7%a8%d7%99%d7%93%d7%95-%d7%93%d7%a3-%d7%9c%d7%94%d7%a0%d7%a6%d7%97%d7%aa-%d7%96%d7%9a/`</w:t>
+      </w:r>
+    </w:p>
+    <w:p>
+      <w:pPr>
+        <w:jc w:val="right"/>
+      </w:pPr>
+      <w:r>
+        <w:rPr>
+          <w:rFonts w:ascii="Arial" w:hAnsi="Arial" w:cs="Arial"/>
+          <w:rFonts w:ascii="Arial" w:hAnsi="Arial"/>
+          <w:b w:val="0"/>
+          <w:sz w:val="22"/>
+        </w:rPr>
+        <w:t>5. בלוג דיג׳רידו — ארכיון + פוסטים; קטגוריות לפי `BLOG-REVIVAL-PLAN.md`.</w:t>
       </w:r>
     </w:p>
     <w:p>
@@ -435,7 +477,7 @@
           <w:b w:val="0"/>
           <w:sz w:val="22"/>
         </w:rPr>
-        <w:t>7a. קורסים — פריט בתפריט ראשי; קישורים לסקולר (רב מסר).</w:t>
+        <w:t>7a. קורסים — פריט בתפריט ראשי; קישורים לסקולר (רב מסר); קורס דיגיטלי (מבנה/ניסוח לפי סקולר).</w:t>
       </w:r>
     </w:p>
     <w:p>
@@ -477,7 +519,7 @@
           <w:b w:val="0"/>
           <w:sz w:val="22"/>
         </w:rPr>
-        <w:t>9. מדור משני — הופעות וארכיון (ניווט משני, לא מרכזי)</w:t>
+        <w:t>9. ~~מדור נפרד להוצאה~~ — מבוטל ב-v1.2 (מוזג לספרים).</w:t>
       </w:r>
     </w:p>
     <w:p>
@@ -491,49 +533,7 @@
           <w:b w:val="0"/>
           <w:sz w:val="22"/>
         </w:rPr>
-        <w:t>9.1. הופעות / מורשת מופע (מצומצם)</w:t>
-      </w:r>
-    </w:p>
-    <w:p>
-      <w:pPr>
-        <w:jc w:val="right"/>
-      </w:pPr>
-      <w:r>
-        <w:rPr>
-          <w:rFonts w:ascii="Arial" w:hAnsi="Arial" w:cs="Arial"/>
-          <w:rFonts w:ascii="Arial" w:hAnsi="Arial"/>
-          <w:b w:val="0"/>
-          <w:sz w:val="22"/>
-        </w:rPr>
-        <w:t>9.2. כתבות היסטוריות (לפי הצורך)</w:t>
-      </w:r>
-    </w:p>
-    <w:p>
-      <w:pPr>
-        <w:jc w:val="right"/>
-      </w:pPr>
-      <w:r>
-        <w:rPr>
-          <w:rFonts w:ascii="Arial" w:hAnsi="Arial" w:cs="Arial"/>
-          <w:rFonts w:ascii="Arial" w:hAnsi="Arial"/>
-          <w:b w:val="0"/>
-          <w:sz w:val="22"/>
-        </w:rPr>
-        <w:t>10. ~~מדור נפרד להוצאה~~ — מבוטל ב-v1.2 (מוזג לספרים).</w:t>
-      </w:r>
-    </w:p>
-    <w:p>
-      <w:pPr>
-        <w:jc w:val="right"/>
-      </w:pPr>
-      <w:r>
-        <w:rPr>
-          <w:rFonts w:ascii="Arial" w:hAnsi="Arial" w:cs="Arial"/>
-          <w:rFonts w:ascii="Arial" w:hAnsi="Arial"/>
-          <w:b w:val="0"/>
-          <w:sz w:val="22"/>
-        </w:rPr>
-        <w:t>11. English — עמוד נחיתה `lang="en"` — `IA-WIREFRAMES-AND-EN-LANDING.md`.</w:t>
+        <w:t>10. English — עמוד נחיתה `lang="en"` — `IA-WIREFRAMES-AND-EN-LANDING.md`.</w:t>
       </w:r>
     </w:p>
     <w:p>
@@ -648,6 +648,20 @@
           <w:sz w:val="22"/>
         </w:rPr>
         <w:t>• הפניות מ-`/shop/` וכו' — לפי `03-SCOPE-MATRIX.md` אחרי אישור יעד.</w:t>
+      </w:r>
+    </w:p>
+    <w:p>
+      <w:pPr>
+        <w:jc w:val="right"/>
+      </w:pPr>
+      <w:r>
+        <w:rPr>
+          <w:rFonts w:ascii="Arial" w:hAnsi="Arial" w:cs="Arial"/>
+          <w:rFonts w:ascii="Arial" w:hAnsi="Arial"/>
+          <w:b w:val="0"/>
+          <w:sz w:val="22"/>
+        </w:rPr>
+        <w:t>• הופעות + כתבות היסטוריות — לא בסרגל / תפריט ראשי (פגישה 2026-03-31). תוכן בשימור LEGACY: עמודים זמינים לניהול (מנהל האתר) ולגישה ישירה; לא חזית שיווקית. (להבדיל מגלריות — שם כל התוכן עובר לשילוב באתר החדש לפי כללי הגלריה.)</w:t>
       </w:r>
     </w:p>
     <w:p>

--- a/docs/project/eyal-ceo-submissions-and-responses/to-eyal/2026-03-30--final-spec-package-for-eyal/2026-03-30--site-map-draft-v2--v2-final.docx
+++ b/docs/project/eyal-ceo-submissions-and-responses/to-eyal/2026-03-30--final-spec-package-for-eyal/2026-03-30--site-map-draft-v2--v2-final.docx
@@ -84,7 +84,21 @@
           <w:b w:val="0"/>
           <w:sz w:val="22"/>
         </w:rPr>
-        <w:t>סטטוס: `DRAFT` — מסונכרן עם `Copy of …meeting-brief…v1.1.docx` + סגירה ב־`MEETING-MINUTES-EYAL-2026-03-31.md`.</w:t>
+        <w:t>סטטוס: `APPROVED` — מבנה IA סופי מול אייל; מסונכרן עם `Copy of …meeting-brief…v1.1.docx` + `MEETING-MINUTES-EYAL-2026-03-31.md`.</w:t>
+      </w:r>
+    </w:p>
+    <w:p>
+      <w:pPr>
+        <w:jc w:val="right"/>
+      </w:pPr>
+      <w:r>
+        <w:rPr>
+          <w:rFonts w:ascii="Arial" w:hAnsi="Arial" w:cs="Arial"/>
+          <w:rFonts w:ascii="Arial" w:hAnsi="Arial"/>
+          <w:b w:val="0"/>
+          <w:sz w:val="22"/>
+        </w:rPr>
+        <w:t>הערת שם קובץ: `…v2-DRAFT…` נשמר לתאימות קישורים היסטוריים ב־Git וסקריפטים — אין לפרש כטיוטה פתוחה לאישור עץ.</w:t>
       </w:r>
     </w:p>
     <w:p>
@@ -112,7 +126,7 @@
           <w:b w:val="0"/>
           <w:sz w:val="22"/>
         </w:rPr>
-        <w:t>עדכוני v1.2 (נעול צוות): ראו `SPEC-V1.2-DECISIONS-LOCK-2026-03-30.md` · טופס בחירות לאייל: `../eyal-ceo-submissions-and-responses/for-eyal/md-sources/FOR-EYAL-CHOICES-v1.2-2026-03-30.md`.</w:t>
+        <w:t>עדכוני v1.2 (נעול צוות): ראו `SPEC-V1.2-DECISIONS-LOCK-2026-03-30.md` · נעילת CEO 2026-03-31: §13 באותו מסמך + `MEETING-MINUTES-EYAL-2026-03-31.md`. טופס FOR-EYAL היסטורי — ראו שם; העץ כאן קובע.</w:t>
       </w:r>
     </w:p>
     <w:p>
@@ -676,7 +690,7 @@
           <w:b/>
           <w:sz w:val="24"/>
         </w:rPr>
-        <w:t>לאחר אישור</w:t>
+        <w:t>לאחר אישור (בוצע 2026-03-31)</w:t>
       </w:r>
     </w:p>
     <w:p>
@@ -690,7 +704,7 @@
           <w:b w:val="0"/>
           <w:sz w:val="22"/>
         </w:rPr>
-        <w:t>1. סמנו `APPROVED` בראש הקובץ.</w:t>
+        <w:t>1. ~~סמנו `APPROVED` בראש הקובץ.~~ — בוצע.</w:t>
       </w:r>
     </w:p>
     <w:p>
@@ -718,7 +732,7 @@
           <w:b w:val="0"/>
           <w:sz w:val="22"/>
         </w:rPr>
-        <w:t>3. קיימו שער כיוון ויזואלי לפי `07-PROCESS-PRINCIPLES-AND-SITE-SPECIFICATION.md`.</w:t>
+        <w:t>3. קיימו שער כיוון ויזואלי לפי `07-PROCESS-PRINCIPLES-AND-SITE-SPECIFICATION.md` — דף בית: ממתין אישור סופי אייל על מוקאפים — `MEETING-MINUTES-EYAL-2026-03-31.md`.</w:t>
       </w:r>
     </w:p>
     <w:p/>

--- a/docs/project/eyal-ceo-submissions-and-responses/to-eyal/2026-03-30--final-spec-package-for-eyal/2026-03-30--site-map-draft-v2--v2-final.docx
+++ b/docs/project/eyal-ceo-submissions-and-responses/to-eyal/2026-03-30--final-spec-package-for-eyal/2026-03-30--site-map-draft-v2--v2-final.docx
@@ -84,7 +84,7 @@
           <w:b w:val="0"/>
           <w:sz w:val="22"/>
         </w:rPr>
-        <w:t>סטטוס: `APPROVED` — מבנה IA סופי מול אייל; מסונכרן עם `Copy of …meeting-brief…v1.1.docx` + `MEETING-MINUTES-EYAL-2026-03-31.md`.</w:t>
+        <w:t>סטטוס: APPROVED — מבנה IA סופי מול אייל; מסונכרן עם Copy of …meeting-brief…v1.1.docx + MEETING-MINUTES-EYAL-2026-03-31.md.</w:t>
       </w:r>
     </w:p>
     <w:p>
@@ -98,7 +98,7 @@
           <w:b w:val="0"/>
           <w:sz w:val="22"/>
         </w:rPr>
-        <w:t>הערת שם קובץ: `…v2-DRAFT…` נשמר לתאימות קישורים היסטוריים ב־Git וסקריפטים — אין לפרש כטיוטה פתוחה לאישור עץ.</w:t>
+        <w:t>הערת שם קובץ: …v2-DRAFT… נשמר לתאימות קישורים היסטוריים ב־Git וסקריפטים — אין לפרש כטיוטה פתוחה לאישור עץ.</w:t>
       </w:r>
     </w:p>
     <w:p>
@@ -112,7 +112,7 @@
           <w:b w:val="0"/>
           <w:sz w:val="22"/>
         </w:rPr>
-        <w:t>עדכון v2.3 — מוקש דהימן: במקום «קישור קיים בלבד» — עמוד ייעודי באתר החדש + פריט תפריט (המלצה: תת־פריט תחת אייל עמית, למשל «מוקש דהימן — לזכרו»). שמירת URL legacy ו־301 ל־slug החדש — בכפוף ל־`06-IMPLEMENTATION-MIGRATION-PACK.md` בעת מיגרציה.</w:t>
+        <w:t>עדכון v2.3 — מוקש דהימן: במקום «קישור קיים בלבד» — עמוד ייעודי באתר החדש + פריט תפריט (המלצה: תת־פריט תחת אייל עמית, למשל «מוקש דהימן — לזכרו»). שמירת URL legacy ו־301 ל־slug החדש — בכפוף ל־06-IMPLEMENTATION-MIGRATION-PACK.md בעת מיגרציה.</w:t>
       </w:r>
     </w:p>
     <w:p>
@@ -126,7 +126,7 @@
           <w:b w:val="0"/>
           <w:sz w:val="22"/>
         </w:rPr>
-        <w:t>עדכוני v1.2 (נעול צוות): ראו `SPEC-V1.2-DECISIONS-LOCK-2026-03-30.md` · נעילת CEO 2026-03-31: §13 באותו מסמך + `MEETING-MINUTES-EYAL-2026-03-31.md`. טופס FOR-EYAL היסטורי — ראו שם; העץ כאן קובע.</w:t>
+        <w:t>עדכוני v1.2 (נעול צוות): ראו SPEC-V1.2-DECISIONS-LOCK-2026-03-30.md · נעילת CEO 2026-03-31: §13 באותו מסמך + MEETING-MINUTES-EYAL-2026-03-31.md. טופס FOR-EYAL היסטורי — ראו שם; העץ כאן קובע.</w:t>
       </w:r>
     </w:p>
     <w:p>
@@ -154,7 +154,7 @@
           <w:b w:val="0"/>
           <w:sz w:val="22"/>
         </w:rPr>
-        <w:t>• מבוסס על כוונת אייל + רעיונות מ-PRELIMINARY סעיף 6; החלטות אייל גוברות על דוח המחקר — ראו `RESEARCH-SYNC-AND-SOURCE-OF-TRUTH-v2.md`.</w:t>
+        <w:t>• מבוסס על כוונת אייל + רעיונות מ-PRELIMINARY סעיף 6; החלטות אייל גוברות על דוח המחקר — ראו RESEARCH-SYNC-AND-SOURCE-OF-TRUTH-v2.md.</w:t>
       </w:r>
     </w:p>
     <w:p>
@@ -168,7 +168,7 @@
           <w:b w:val="0"/>
           <w:sz w:val="22"/>
         </w:rPr>
-        <w:t>• עמודי QR: לא מופיעים בעץ השיווקי; נשארים בפרודקשן עם אותם URL — `QR-URL-POLICY.md`, `QR-URL-INVENTORY.csv`. אינדקס QR — למנהל האתר בלבד (v1.2).</w:t>
+        <w:t>• עמודי QR: לא מופיעים בעץ השיווקי; נשארים בפרודקשן עם אותם URL — QR-URL-POLICY.md, QR-URL-INVENTORY.csv. אינדקס QR — למנהל האתר בלבד (v1.2).</w:t>
       </w:r>
     </w:p>
     <w:p>
@@ -252,7 +252,7 @@
           <w:b w:val="0"/>
           <w:sz w:val="22"/>
         </w:rPr>
-        <w:t>• גלריות (2026-03-31): כל תוכן הגלריות עובר; תנאים: לא למשוך קבצי upload «מתים»; תקרה ~150 תמונות למחיצה; לפני בנייה — דוח גלריה + מניין תמונות לאישור אייל; בחינת SEO — ראו `MEETING-MINUTES-EYAL-2026-03-31.md`.</w:t>
+        <w:t>• גלריות (2026-03-31): כל תוכן הגלריות עובר; תנאים: לא למשוך קבצי upload «מתים»; תקרה ~150 תמונות למחיצה; לפני בנייה — דוח גלריה + מניין תמונות לאישור אייל; בחינת SEO — ראו MEETING-MINUTES-EYAL-2026-03-31.md.</w:t>
       </w:r>
     </w:p>
     <w:p>
@@ -281,7 +281,7 @@
           <w:b w:val="0"/>
           <w:sz w:val="22"/>
         </w:rPr>
-        <w:t>1. בית — דף נחיתה ראשי (מותג לפי בחירת אייל v1.2); מינימליסטי; מסר חד; אזור עדכני בולט; CTA מרכזי — ראו `HOME-PAGE-DIRECTIONS-v1.2.md`.</w:t>
+        <w:t>1. בית — דף נחיתה ראשי (מותג לפי בחירת אייל v1.2); מינימליסטי; מסר חד; אזור עדכני בולט; CTA מרכזי — ראו HOME-PAGE-DIRECTIONS-v1.2.md.</w:t>
       </w:r>
     </w:p>
     <w:p>
@@ -435,7 +435,7 @@
           <w:b w:val="0"/>
           <w:sz w:val="22"/>
         </w:rPr>
-        <w:t>`https://www.eyalamit.co.il/%d7%93%d7%99%d7%92%d7%a8%d7%99%d7%93%d7%95-%d7%94%d7%9e%d7%a8%d7%9b%d7%96-%d7%9c%d7%98%d7%99%d7%a4%d7%95%d7%9c-%d7%91%d7%93%d7%99%d7%92%d7%a8%d7%99%d7%93%d7%95-%d7%a1%d7%98%d7%95%d7%93%d7%99/%d7%9e%d7%95%d7%a7%d7%a9-%d7%93%d7%94%d7%99%d7%9e%d7%9f-%d7%9e%d7%90%d7%a1%d7%98%d7%a8-%d7%93%d7%99%d7%92%d7%a8%d7%99%d7%93%d7%95-%d7%93%d7%a3-%d7%9c%d7%94%d7%a0%d7%a6%d7%97%d7%aa-%d7%96%d7%9a/`</w:t>
+        <w:t>https://www.eyalamit.co.il/%d7%93%d7%99%d7%92%d7%a8%d7%99%d7%93%d7%95-%d7%94%d7%9e%d7%a8%d7%9b%d7%96-%d7%9c%d7%98%d7%99%d7%a4%d7%95%d7%9c-%d7%91%d7%93%d7%99%d7%92%d7%a8%d7%99%d7%93%d7%95-%d7%a1%d7%98%d7%95%d7%93%d7%99/%d7%9e%d7%95%d7%a7%d7%a9-%d7%93%d7%94%d7%99%d7%9e%d7%9f-%d7%9e%d7%90%d7%a1%d7%98%d7%a8-%d7%93%d7%99%d7%92%d7%a8%d7%99%d7%93%d7%95-%d7%93%d7%a3-%d7%9c%d7%94%d7%a0%d7%a6%d7%97%d7%aa-%d7%96%d7%9a/</w:t>
       </w:r>
     </w:p>
     <w:p>
@@ -449,7 +449,7 @@
           <w:b w:val="0"/>
           <w:sz w:val="22"/>
         </w:rPr>
-        <w:t>5. בלוג דיג׳רידו — ארכיון + פוסטים; קטגוריות לפי `BLOG-REVIVAL-PLAN.md`.</w:t>
+        <w:t>5. בלוג דיג׳רידו — ארכיון + פוסטים; קטגוריות לפי BLOG-REVIVAL-PLAN.md.</w:t>
       </w:r>
     </w:p>
     <w:p>
@@ -547,7 +547,7 @@
           <w:b w:val="0"/>
           <w:sz w:val="22"/>
         </w:rPr>
-        <w:t>10. English — עמוד נחיתה `lang="en"` — `IA-WIREFRAMES-AND-EN-LANDING.md`.</w:t>
+        <w:t>10. English — עמוד נחיתה lang="en" — IA-WIREFRAMES-AND-EN-LANDING.md.</w:t>
       </w:r>
     </w:p>
     <w:p>
@@ -576,7 +576,7 @@
           <w:b w:val="0"/>
           <w:sz w:val="22"/>
         </w:rPr>
-        <w:t>• הצהרת נגישות — `LEGAL-ACCESSIBILITY-ISRAEL-SPEC.md`.</w:t>
+        <w:t>• הצהרת נגישות — LEGAL-ACCESSIBILITY-ISRAEL-SPEC.md.</w:t>
       </w:r>
     </w:p>
     <w:p>
@@ -661,7 +661,7 @@
           <w:b w:val="0"/>
           <w:sz w:val="22"/>
         </w:rPr>
-        <w:t>• הפניות מ-`/shop/` וכו' — לפי `03-SCOPE-MATRIX.md` אחרי אישור יעד.</w:t>
+        <w:t>• הפניות מ-/shop/ וכו' — לפי 03-SCOPE-MATRIX.md אחרי אישור יעד.</w:t>
       </w:r>
     </w:p>
     <w:p>
@@ -704,7 +704,7 @@
           <w:b w:val="0"/>
           <w:sz w:val="22"/>
         </w:rPr>
-        <w:t>1. ~~סמנו `APPROVED` בראש הקובץ.~~ — בוצע.</w:t>
+        <w:t>1. ~~סמנו APPROVED בראש הקובץ.~~ — בוצע.</w:t>
       </w:r>
     </w:p>
     <w:p>
@@ -718,7 +718,7 @@
           <w:b w:val="0"/>
           <w:sz w:val="22"/>
         </w:rPr>
-        <w:t>2. מלאו `PAGE-SPECS-TEMPLATE.md` לכל עמוד בעץ.</w:t>
+        <w:t>2. מלאו PAGE-SPECS-TEMPLATE.md לכל עמוד בעץ.</w:t>
       </w:r>
     </w:p>
     <w:p>
@@ -732,7 +732,7 @@
           <w:b w:val="0"/>
           <w:sz w:val="22"/>
         </w:rPr>
-        <w:t>3. קיימו שער כיוון ויזואלי לפי `07-PROCESS-PRINCIPLES-AND-SITE-SPECIFICATION.md` — דף בית: ממתין אישור סופי אייל על מוקאפים — `MEETING-MINUTES-EYAL-2026-03-31.md`.</w:t>
+        <w:t>3. קיימו שער כיוון ויזואלי לפי 07-PROCESS-PRINCIPLES-AND-SITE-SPECIFICATION.md — דף בית: ממתין אישור סופי אייל על מוקאפים — MEETING-MINUTES-EYAL-2026-03-31.md.</w:t>
       </w:r>
     </w:p>
     <w:p/>
